--- a/assets/example-import-word.docx
+++ b/assets/example-import-word.docx
@@ -8,9 +8,7 @@
       </w:pPr>
       <w:r>
         <w:rPr>
-          <w:rFonts w:ascii="Times New Roman" w:hAnsi="Times New Roman"/>
           <w:b/>
-          <w:sz w:val="28"/>
         </w:rPr>
         <w:t>ПРИМЕР ОФОРМЛЕНИЯ ТЕСТА</w:t>
       </w:r>
@@ -22,62 +20,63 @@
     </w:p>
     <w:p>
       <w:r>
-        <w:t>1. Какое определение наиболее точно соответствует понятию «дистрофия»?</w:t>
+        <w:t>1. Какой механизм дистрофии связан с избыточным поступлением вещества в клетку?</w:t>
       </w:r>
     </w:p>
     <w:p>
       <w:r>
-        <w:t>Нарушение кровообращения, приводящее исключительно к отёку тканей</w:t>
+        <w:t>• Инфильтрация</w:t>
       </w:r>
     </w:p>
     <w:p>
       <w:r>
-        <w:t>Патологический процесс, обусловленный нарушением клеточного/тканевого метаболизма и сопровождающийся структурными изменениями</w:t>
+        <w:t>• Декомпозиция (фанероз)</w:t>
       </w:r>
     </w:p>
     <w:p>
       <w:r>
-        <w:t>Компенсаторное увеличение числа клеток без изменения обмена</w:t>
+        <w:t>• Трансформация</w:t>
       </w:r>
     </w:p>
     <w:p>
       <w:r>
-        <w:t>Только необратимая гибель ткани</w:t>
+        <w:t>• Извращённый синтез</w:t>
       </w:r>
     </w:p>
     <w:p>
       <w:r>
-        <w:t>Правильный ответ: Патологический процесс, обусловленный нарушением клеточного/тканевого метаболизма и сопровождающийся структурными изменениями</w:t>
+        <w:t>Правильный ответ: Инфильтрация</w:t>
       </w:r>
     </w:p>
     <w:p>
       <w:r>
-        <w:t>Пояснение: Дистрофия связана с нарушением обмена веществ в клетках или тканях и сопровождается структурными изменениями. Её проявления и исход зависят от причины и тяжести повреждения.</w:t>
+        <w:t>Пояснение: При инфильтрации вещество поступает и накапливается в клетке или межклеточном веществе. Остальные механизмы связаны соответственно с распадом структур, превращением веществ и образованием необычных продуктов синтеза.</w:t>
+      </w:r>
+    </w:p>
+    <w:p/>
+    <w:p>
+      <w:r>
+        <w:t>2. Какой процесс характеризуется распадом ультраструктур клетки?</w:t>
       </w:r>
     </w:p>
     <w:p>
       <w:r>
-        <w:t>2. Какой механизм морфогенеза дистрофий связан с распадом ультраструктур клеток и межклеточного вещества?</w:t>
+        <w:t>1. Трансформация</w:t>
       </w:r>
     </w:p>
     <w:p>
       <w:r>
-        <w:t>Трансформация</w:t>
+        <w:t>2. Инфильтрация</w:t>
       </w:r>
     </w:p>
     <w:p>
       <w:r>
-        <w:t>Инфильтрация</w:t>
+        <w:t>3. Декомпозиция (фанероз)</w:t>
       </w:r>
     </w:p>
     <w:p>
       <w:r>
-        <w:t>Декомпозиция (фанероз)</w:t>
-      </w:r>
-    </w:p>
-    <w:p>
-      <w:r>
-        <w:t>Извращённый синтез</w:t>
+        <w:t>4. Извращённый синтез</w:t>
       </w:r>
     </w:p>
     <w:p>
@@ -87,9 +86,10 @@
     </w:p>
     <w:p>
       <w:r>
-        <w:t>Пояснение: Декомпозиция (фанероз) представляет собой распад клеточных ультраструктур или межклеточного вещества с последующим накоплением продуктов распада. Инфильтрация связана с поступлением веществ, трансформация — с превращением одних веществ в другие, а извращённый синтез — с образованием аномальных продуктов.</w:t>
+        <w:t>Пояснение: Декомпозиция означает распад клеточных структур. Инфильтрация связана с поступлением веществ, трансформация — с превращением одних веществ в другие, а извращённый синтез — с образованием аномальных продуктов.</w:t>
       </w:r>
     </w:p>
+    <w:p/>
     <w:sectPr>
       <w:pgSz w:w="12240" w:h="15840"/>
       <w:pgMar w:top="1440" w:right="1800" w:bottom="1440" w:left="1800" w:header="720" w:footer="720" w:gutter="0"/>
@@ -531,7 +531,7 @@
       <w:b/>
       <w:bCs/>
       <w:color w:val="365F91" w:themeColor="accent1" w:themeShade="BF"/>
-      <w:sz w:val="28"/>
+      <w:sz w:val="24"/>
       <w:szCs w:val="28"/>
     </w:rPr>
   </w:style>
@@ -551,7 +551,7 @@
       <w:outlineLvl w:val="1"/>
     </w:pPr>
     <w:rPr>
-      <w:rFonts w:asciiTheme="majorHAnsi" w:eastAsiaTheme="majorEastAsia" w:hAnsiTheme="majorHAnsi" w:cstheme="majorBidi" w:ascii="Times New Roman" w:hAnsi="Times New Roman"/>
+      <w:rFonts w:asciiTheme="majorHAnsi" w:eastAsiaTheme="majorEastAsia" w:hAnsiTheme="majorHAnsi" w:cstheme="majorBidi"/>
       <w:b/>
       <w:bCs/>
       <w:color w:val="4F81BD" w:themeColor="accent1"/>
@@ -820,7 +820,7 @@
       <w:color w:val="17365D" w:themeColor="text2" w:themeShade="BF"/>
       <w:spacing w:val="5"/>
       <w:kern w:val="28"/>
-      <w:sz w:val="52"/>
+      <w:sz w:val="28"/>
       <w:szCs w:val="52"/>
     </w:rPr>
   </w:style>
